--- a/отчет1.docx
+++ b/отчет1.docx
@@ -1056,7 +1056,7 @@
     <w:p>
       <w:pPr>
         <w:jc w:val="center"/>
-        <w:spacing w:after="240" w:line="264" w:lineRule="auto"/>
+        <w:spacing w:after="850" w:afterAutospacing="0" w:line="264" w:lineRule="auto"/>
         <w:rPr>
           <w:b/>
           <w:bCs/>
@@ -1090,7 +1090,7 @@
       <w:pPr>
         <w:ind w:firstLine="708"/>
         <w:jc w:val="left"/>
-        <w:spacing w:after="240" w:line="307" w:lineRule="auto"/>
+        <w:spacing w:after="850" w:afterAutospacing="0" w:line="307" w:lineRule="auto"/>
       </w:pPr>
       <w:r>
         <w:rPr>
@@ -1196,7 +1196,7 @@
       <w:pPr>
         <w:ind w:firstLine="708"/>
         <w:jc w:val="left"/>
-        <w:spacing w:after="240" w:line="307" w:lineRule="auto"/>
+        <w:spacing w:after="850" w:afterAutospacing="0" w:line="307" w:lineRule="auto"/>
         <w:rPr>
           <w:rFonts w:ascii="Times New Roman" w:hAnsi="Times New Roman" w:eastAsia="Times New Roman" w:cs="Times New Roman"/>
           <w:sz w:val="28"/>
@@ -1279,7 +1279,7 @@
       <w:pPr>
         <w:ind w:firstLine="708"/>
         <w:jc w:val="left"/>
-        <w:spacing w:after="240" w:line="307" w:lineRule="auto"/>
+        <w:spacing w:after="850" w:afterAutospacing="0" w:line="307" w:lineRule="auto"/>
         <w:rPr>
           <w:rFonts w:ascii="Times New Roman" w:hAnsi="Times New Roman" w:eastAsia="Times New Roman" w:cs="Times New Roman"/>
           <w:sz w:val="28"/>
@@ -1438,38 +1438,6 @@
           <w:highlight w:val="none"/>
         </w:rPr>
         <w:t xml:space="preserve">данные представлены не будут.</w:t>
-      </w:r>
-      <w:r>
-        <w:rPr>
-          <w:rFonts w:ascii="Times New Roman" w:hAnsi="Times New Roman" w:eastAsia="Times New Roman" w:cs="Times New Roman"/>
-          <w:sz w:val="28"/>
-          <w:szCs w:val="28"/>
-          <w:highlight w:val="none"/>
-        </w:rPr>
-      </w:r>
-      <w:r>
-        <w:rPr>
-          <w:rFonts w:ascii="Times New Roman" w:hAnsi="Times New Roman" w:eastAsia="Times New Roman" w:cs="Times New Roman"/>
-          <w:sz w:val="28"/>
-          <w:szCs w:val="28"/>
-          <w:highlight w:val="none"/>
-        </w:rPr>
-      </w:r>
-      <w:r>
-        <w:rPr>
-          <w:rFonts w:ascii="Times New Roman" w:hAnsi="Times New Roman" w:eastAsia="Times New Roman" w:cs="Times New Roman"/>
-          <w:sz w:val="28"/>
-          <w:szCs w:val="28"/>
-          <w:highlight w:val="none"/>
-        </w:rPr>
-      </w:r>
-      <w:r>
-        <w:rPr>
-          <w:rFonts w:ascii="Times New Roman" w:hAnsi="Times New Roman" w:eastAsia="Times New Roman" w:cs="Times New Roman"/>
-          <w:sz w:val="28"/>
-          <w:szCs w:val="28"/>
-          <w:highlight w:val="none"/>
-        </w:rPr>
       </w:r>
       <w:r>
         <w:rPr>
@@ -1491,6 +1459,7 @@
     <w:p>
       <w:pPr>
         <w:pStyle w:val="657"/>
+        <w:spacing w:after="850" w:afterAutospacing="0"/>
         <w:rPr>
           <w:rFonts w:ascii="Times New Roman" w:hAnsi="Times New Roman" w:eastAsia="Times New Roman" w:cs="Times New Roman"/>
           <w:sz w:val="28"/>
@@ -1534,6 +1503,7 @@
     <w:p>
       <w:pPr>
         <w:ind w:firstLine="0"/>
+        <w:spacing w:after="850" w:afterAutospacing="0"/>
         <w:rPr>
           <w:rFonts w:ascii="Times New Roman" w:hAnsi="Times New Roman" w:cs="Times New Roman"/>
           <w:sz w:val="28"/>
@@ -1578,84 +1548,42 @@
           <w:szCs w:val="28"/>
         </w:rPr>
       </w:r>
-    </w:p>
-    <w:p>
-      <w:pPr>
-        <w:ind w:firstLine="0"/>
-        <w:jc w:val="left"/>
-        <w:spacing w:after="240" w:line="307" w:lineRule="auto"/>
-        <w:rPr>
-          <w:rFonts w:ascii="Times New Roman" w:hAnsi="Times New Roman" w:eastAsia="Times New Roman" w:cs="Times New Roman"/>
-          <w:sz w:val="28"/>
-          <w:szCs w:val="28"/>
-          <w:highlight w:val="none"/>
-        </w:rPr>
-      </w:pPr>
-      <w:r>
-        <w:rPr>
-          <w:rFonts w:ascii="Times New Roman" w:hAnsi="Times New Roman" w:eastAsia="Times New Roman" w:cs="Times New Roman"/>
-          <w:sz w:val="28"/>
-          <w:szCs w:val="28"/>
-          <w:highlight w:val="none"/>
-        </w:rPr>
-      </w:r>
-      <w:r>
-        <w:rPr>
-          <w:rFonts w:ascii="Times New Roman" w:hAnsi="Times New Roman" w:eastAsia="Times New Roman" w:cs="Times New Roman"/>
-          <w:sz w:val="28"/>
-          <w:szCs w:val="28"/>
-          <w:highlight w:val="none"/>
-        </w:rPr>
-      </w:r>
-      <w:r>
-        <w:rPr>
-          <w:rFonts w:ascii="Times New Roman" w:hAnsi="Times New Roman" w:eastAsia="Times New Roman" w:cs="Times New Roman"/>
-          <w:sz w:val="28"/>
-          <w:szCs w:val="28"/>
-          <w:highlight w:val="none"/>
-        </w:rPr>
-      </w:r>
-    </w:p>
-    <w:p>
-      <w:pPr>
-        <w:ind w:firstLine="708"/>
-        <w:jc w:val="left"/>
-        <w:spacing w:after="240" w:line="307" w:lineRule="auto"/>
-        <w:rPr>
-          <w:rFonts w:ascii="Times New Roman" w:hAnsi="Times New Roman" w:eastAsia="Times New Roman" w:cs="Times New Roman"/>
-          <w:sz w:val="28"/>
-          <w:szCs w:val="28"/>
-          <w:highlight w:val="none"/>
-        </w:rPr>
-      </w:pPr>
-      <w:r>
-        <w:rPr>
-          <w:rFonts w:ascii="Times New Roman" w:hAnsi="Times New Roman" w:eastAsia="Times New Roman" w:cs="Times New Roman"/>
-          <w:sz w:val="28"/>
-          <w:szCs w:val="28"/>
-          <w:highlight w:val="none"/>
-        </w:rPr>
-      </w:r>
-      <w:r>
-        <w:rPr>
-          <w:rFonts w:ascii="Times New Roman" w:hAnsi="Times New Roman" w:eastAsia="Times New Roman" w:cs="Times New Roman"/>
-          <w:sz w:val="28"/>
-          <w:szCs w:val="28"/>
-          <w:highlight w:val="none"/>
-        </w:rPr>
-      </w:r>
-      <w:r>
-        <w:rPr>
-          <w:rFonts w:ascii="Times New Roman" w:hAnsi="Times New Roman" w:eastAsia="Times New Roman" w:cs="Times New Roman"/>
-          <w:sz w:val="28"/>
-          <w:szCs w:val="28"/>
-          <w:highlight w:val="none"/>
+      <w:r>
+        <w:rPr>
+          <w:rFonts w:ascii="Times New Roman" w:hAnsi="Times New Roman" w:eastAsia="Times New Roman" w:cs="Times New Roman"/>
+          <w:sz w:val="28"/>
+          <w:szCs w:val="28"/>
+          <w:highlight w:val="none"/>
+        </w:rPr>
+      </w:r>
+      <w:r>
+        <w:rPr>
+          <w:rFonts w:ascii="Times New Roman" w:hAnsi="Times New Roman" w:eastAsia="Times New Roman" w:cs="Times New Roman"/>
+          <w:sz w:val="28"/>
+          <w:szCs w:val="28"/>
+          <w:highlight w:val="none"/>
+        </w:rPr>
+      </w:r>
+      <w:r>
+        <w:rPr>
+          <w:rFonts w:ascii="Times New Roman" w:hAnsi="Times New Roman" w:eastAsia="Times New Roman" w:cs="Times New Roman"/>
+          <w:sz w:val="28"/>
+          <w:szCs w:val="28"/>
+          <w:highlight w:val="none"/>
+        </w:rPr>
+      </w:r>
+      <w:r>
+        <w:rPr>
+          <w:rFonts w:ascii="Times New Roman" w:hAnsi="Times New Roman" w:cs="Times New Roman"/>
+          <w:sz w:val="28"/>
+          <w:szCs w:val="28"/>
         </w:rPr>
       </w:r>
     </w:p>
     <w:p>
       <w:pPr>
         <w:jc w:val="center"/>
+        <w:spacing w:after="850" w:afterAutospacing="0"/>
         <w:shd w:val="nil" w:color="000000"/>
         <w:rPr>
           <w:rFonts w:ascii="Times New Roman" w:hAnsi="Times New Roman" w:eastAsia="Times New Roman" w:cs="Times New Roman"/>
@@ -1666,6 +1594,16 @@
           <w:highlight w:val="none"/>
         </w:rPr>
       </w:pPr>
+      <w:r>
+        <w:rPr>
+          <w:rFonts w:ascii="Times New Roman" w:hAnsi="Times New Roman" w:eastAsia="Times New Roman" w:cs="Times New Roman"/>
+          <w:b/>
+          <w:bCs/>
+          <w:sz w:val="28"/>
+          <w:szCs w:val="28"/>
+          <w:highlight w:val="none"/>
+        </w:rPr>
+      </w:r>
       <w:r>
         <w:rPr>
           <w:rFonts w:ascii="Times New Roman" w:hAnsi="Times New Roman" w:eastAsia="Times New Roman" w:cs="Times New Roman"/>
@@ -1690,6 +1628,7 @@
     <w:p>
       <w:pPr>
         <w:jc w:val="center"/>
+        <w:spacing w:after="850" w:afterAutospacing="0"/>
         <w:shd w:val="nil" w:color="auto"/>
         <w:rPr>
           <w:rFonts w:ascii="Times New Roman" w:hAnsi="Times New Roman" w:eastAsia="Times New Roman" w:cs="Times New Roman"/>
@@ -1743,6 +1682,7 @@
     <w:p>
       <w:pPr>
         <w:jc w:val="left"/>
+        <w:spacing w:after="850" w:afterAutospacing="0"/>
         <w:shd w:val="nil" w:color="000000"/>
         <w:rPr>
           <w:rFonts w:ascii="Times New Roman" w:hAnsi="Times New Roman" w:eastAsia="Times New Roman" w:cs="Times New Roman"/>
@@ -1815,7 +1755,8 @@
     </w:p>
     <w:p>
       <w:pPr>
-        <w:jc w:val="left"/>
+        <w:jc w:val="center"/>
+        <w:spacing w:after="850" w:afterAutospacing="0"/>
         <w:shd w:val="nil" w:color="000000"/>
         <w:rPr>
           <w:rFonts w:ascii="Times New Roman" w:hAnsi="Times New Roman" w:eastAsia="Times New Roman" w:cs="Times New Roman"/>
@@ -1908,6 +1849,7 @@
             </w:pict>
           </mc:Fallback>
         </mc:AlternateContent>
+        <w:tab/>
       </w:r>
       <w:r>
         <w:rPr>
@@ -1929,6 +1871,7 @@
     <w:p>
       <w:pPr>
         <w:jc w:val="center"/>
+        <w:spacing w:after="850" w:afterAutospacing="0"/>
         <w:shd w:val="nil" w:color="000000"/>
         <w:rPr>
           <w:rFonts w:ascii="Times New Roman" w:hAnsi="Times New Roman" w:eastAsia="Times New Roman" w:cs="Times New Roman"/>
@@ -1947,16 +1890,25 @@
           <w:highlight w:val="none"/>
           <w:lang w:val="ru-RU"/>
         </w:rPr>
-        <w:t xml:space="preserve">Рис. 1</w:t>
-      </w:r>
-      <w:r>
-        <w:rPr>
-          <w:rFonts w:ascii="Times New Roman" w:hAnsi="Times New Roman" w:eastAsia="Times New Roman" w:cs="Times New Roman"/>
-          <w:b w:val="0"/>
-          <w:bCs w:val="0"/>
-          <w:sz w:val="28"/>
-          <w:szCs w:val="28"/>
-          <w:highlight w:val="none"/>
+        <w:t xml:space="preserve">Рис. 1 </w:t>
+      </w:r>
+      <w:r>
+        <w:rPr>
+          <w:rFonts w:ascii="Times New Roman" w:hAnsi="Times New Roman" w:eastAsia="Times New Roman" w:cs="Times New Roman"/>
+          <w:sz w:val="28"/>
+          <w:szCs w:val="28"/>
+          <w:highlight w:val="none"/>
+          <w:lang w:val="ru-RU"/>
+        </w:rPr>
+        <w:t xml:space="preserve">контекстная диаграмма IDEF0</w:t>
+      </w:r>
+      <w:r>
+        <w:rPr>
+          <w:rFonts w:ascii="Times New Roman" w:hAnsi="Times New Roman" w:eastAsia="Times New Roman" w:cs="Times New Roman"/>
+          <w:sz w:val="28"/>
+          <w:szCs w:val="28"/>
+          <w:highlight w:val="none"/>
+          <w:lang w:val="ru-RU"/>
         </w:rPr>
       </w:r>
       <w:r>
@@ -1973,6 +1925,7 @@
     <w:p>
       <w:pPr>
         <w:pStyle w:val="657"/>
+        <w:spacing w:after="850" w:afterAutospacing="0"/>
         <w:rPr>
           <w:rFonts w:ascii="Times New Roman" w:hAnsi="Times New Roman" w:eastAsia="Times New Roman" w:cs="Times New Roman"/>
           <w:sz w:val="28"/>
@@ -2007,7 +1960,7 @@
     </w:p>
     <w:p>
       <w:pPr>
-        <w:pStyle w:val="657"/>
+        <w:spacing w:after="850" w:afterAutospacing="0"/>
         <w:rPr>
           <w:rFonts w:ascii="Times New Roman" w:hAnsi="Times New Roman" w:eastAsia="Times New Roman" w:cs="Times New Roman"/>
           <w:sz w:val="28"/>
@@ -2020,271 +1973,6 @@
           <w:rFonts w:ascii="Times New Roman" w:hAnsi="Times New Roman" w:eastAsia="Times New Roman" w:cs="Times New Roman"/>
           <w:sz w:val="28"/>
           <w:szCs w:val="28"/>
-          <w:highlight w:val="none"/>
-        </w:rPr>
-      </w:r>
-      <w:r>
-        <w:rPr>
-          <w:rFonts w:ascii="Times New Roman" w:hAnsi="Times New Roman" w:eastAsia="Times New Roman" w:cs="Times New Roman"/>
-          <w:sz w:val="28"/>
-          <w:szCs w:val="28"/>
-          <w:highlight w:val="none"/>
-        </w:rPr>
-      </w:r>
-      <w:r>
-        <w:rPr>
-          <w:rFonts w:ascii="Times New Roman" w:hAnsi="Times New Roman" w:eastAsia="Times New Roman" w:cs="Times New Roman"/>
-          <w:sz w:val="28"/>
-          <w:szCs w:val="28"/>
-          <w:highlight w:val="none"/>
-        </w:rPr>
-      </w:r>
-    </w:p>
-    <w:p>
-      <w:pPr>
-        <w:pStyle w:val="657"/>
-        <w:rPr>
-          <w:rFonts w:ascii="Times New Roman" w:hAnsi="Times New Roman" w:eastAsia="Times New Roman" w:cs="Times New Roman"/>
-          <w:sz w:val="28"/>
-          <w:szCs w:val="28"/>
-          <w:highlight w:val="none"/>
-        </w:rPr>
-      </w:pPr>
-      <w:r>
-        <w:rPr>
-          <w:rFonts w:ascii="Times New Roman" w:hAnsi="Times New Roman" w:eastAsia="Times New Roman" w:cs="Times New Roman"/>
-          <w:sz w:val="28"/>
-          <w:szCs w:val="28"/>
-          <w:highlight w:val="none"/>
-        </w:rPr>
-      </w:r>
-      <w:r>
-        <w:rPr>
-          <w:rFonts w:ascii="Times New Roman" w:hAnsi="Times New Roman" w:eastAsia="Times New Roman" w:cs="Times New Roman"/>
-          <w:sz w:val="28"/>
-          <w:szCs w:val="28"/>
-          <w:highlight w:val="none"/>
-        </w:rPr>
-      </w:r>
-      <w:r>
-        <w:rPr>
-          <w:rFonts w:ascii="Times New Roman" w:hAnsi="Times New Roman" w:eastAsia="Times New Roman" w:cs="Times New Roman"/>
-          <w:sz w:val="28"/>
-          <w:szCs w:val="28"/>
-          <w:highlight w:val="none"/>
-        </w:rPr>
-      </w:r>
-    </w:p>
-    <w:p>
-      <w:pPr>
-        <w:pStyle w:val="657"/>
-        <w:rPr>
-          <w:rFonts w:ascii="Times New Roman" w:hAnsi="Times New Roman" w:eastAsia="Times New Roman" w:cs="Times New Roman"/>
-          <w:sz w:val="28"/>
-          <w:szCs w:val="28"/>
-          <w:highlight w:val="none"/>
-        </w:rPr>
-      </w:pPr>
-      <w:r>
-        <w:rPr>
-          <w:rFonts w:ascii="Times New Roman" w:hAnsi="Times New Roman" w:eastAsia="Times New Roman" w:cs="Times New Roman"/>
-          <w:sz w:val="28"/>
-          <w:szCs w:val="28"/>
-          <w:highlight w:val="none"/>
-        </w:rPr>
-      </w:r>
-      <w:r>
-        <w:rPr>
-          <w:rFonts w:ascii="Times New Roman" w:hAnsi="Times New Roman" w:eastAsia="Times New Roman" w:cs="Times New Roman"/>
-          <w:sz w:val="28"/>
-          <w:szCs w:val="28"/>
-          <w:highlight w:val="none"/>
-        </w:rPr>
-      </w:r>
-      <w:r>
-        <w:rPr>
-          <w:rFonts w:ascii="Times New Roman" w:hAnsi="Times New Roman" w:eastAsia="Times New Roman" w:cs="Times New Roman"/>
-          <w:sz w:val="28"/>
-          <w:szCs w:val="28"/>
-          <w:highlight w:val="none"/>
-        </w:rPr>
-      </w:r>
-    </w:p>
-    <w:p>
-      <w:pPr>
-        <w:rPr>
-          <w:rFonts w:ascii="Times New Roman" w:hAnsi="Times New Roman" w:cs="Times New Roman"/>
-          <w:sz w:val="28"/>
-          <w:szCs w:val="28"/>
-        </w:rPr>
-      </w:pPr>
-      <w:r>
-        <w:rPr>
-          <w:rFonts w:ascii="Times New Roman" w:hAnsi="Times New Roman" w:eastAsia="Times New Roman" w:cs="Times New Roman"/>
-          <w:sz w:val="28"/>
-          <w:szCs w:val="28"/>
-          <w:highlight w:val="none"/>
-        </w:rPr>
-      </w:r>
-      <w:r>
-        <w:rPr>
-          <w:rFonts w:ascii="Times New Roman" w:hAnsi="Times New Roman" w:cs="Times New Roman"/>
-          <w:sz w:val="28"/>
-          <w:szCs w:val="28"/>
-        </w:rPr>
-      </w:r>
-      <w:r>
-        <w:rPr>
-          <w:rFonts w:ascii="Times New Roman" w:hAnsi="Times New Roman" w:cs="Times New Roman"/>
-          <w:sz w:val="28"/>
-          <w:szCs w:val="28"/>
-        </w:rPr>
-      </w:r>
-    </w:p>
-    <w:p>
-      <w:pPr>
-        <w:rPr>
-          <w:rFonts w:ascii="Times New Roman" w:hAnsi="Times New Roman" w:eastAsia="Times New Roman" w:cs="Times New Roman"/>
-          <w:sz w:val="28"/>
-          <w:szCs w:val="28"/>
-          <w:highlight w:val="none"/>
-        </w:rPr>
-      </w:pPr>
-      <w:r>
-        <w:rPr>
-          <w:rFonts w:ascii="Times New Roman" w:hAnsi="Times New Roman" w:eastAsia="Times New Roman" w:cs="Times New Roman"/>
-          <w:sz w:val="28"/>
-          <w:szCs w:val="28"/>
-          <w:highlight w:val="none"/>
-        </w:rPr>
-      </w:r>
-      <w:r>
-        <w:rPr>
-          <w:rFonts w:ascii="Times New Roman" w:hAnsi="Times New Roman" w:eastAsia="Times New Roman" w:cs="Times New Roman"/>
-          <w:sz w:val="28"/>
-          <w:szCs w:val="28"/>
-          <w:highlight w:val="none"/>
-        </w:rPr>
-      </w:r>
-    </w:p>
-    <w:p>
-      <w:pPr>
-        <w:rPr>
-          <w:rFonts w:ascii="Times New Roman" w:hAnsi="Times New Roman" w:eastAsia="Times New Roman" w:cs="Times New Roman"/>
-          <w:sz w:val="28"/>
-          <w:szCs w:val="28"/>
-          <w:highlight w:val="none"/>
-        </w:rPr>
-      </w:pPr>
-      <w:r>
-        <w:rPr>
-          <w:rFonts w:ascii="Times New Roman" w:hAnsi="Times New Roman" w:eastAsia="Times New Roman" w:cs="Times New Roman"/>
-          <w:sz w:val="28"/>
-          <w:szCs w:val="28"/>
-          <w:highlight w:val="none"/>
-        </w:rPr>
-      </w:r>
-      <w:r>
-        <w:rPr>
-          <w:rFonts w:ascii="Times New Roman" w:hAnsi="Times New Roman" w:eastAsia="Times New Roman" w:cs="Times New Roman"/>
-          <w:sz w:val="28"/>
-          <w:szCs w:val="28"/>
-          <w:highlight w:val="none"/>
-        </w:rPr>
-      </w:r>
-    </w:p>
-    <w:p>
-      <w:pPr>
-        <w:rPr>
-          <w:rFonts w:ascii="Times New Roman" w:hAnsi="Times New Roman" w:eastAsia="Times New Roman" w:cs="Times New Roman"/>
-          <w:sz w:val="28"/>
-          <w:szCs w:val="28"/>
-          <w:highlight w:val="none"/>
-        </w:rPr>
-      </w:pPr>
-      <w:r>
-        <w:rPr>
-          <w:rFonts w:ascii="Times New Roman" w:hAnsi="Times New Roman" w:eastAsia="Times New Roman" w:cs="Times New Roman"/>
-          <w:sz w:val="28"/>
-          <w:szCs w:val="28"/>
-          <w:highlight w:val="none"/>
-        </w:rPr>
-      </w:r>
-      <w:r>
-        <w:rPr>
-          <w:rFonts w:ascii="Times New Roman" w:hAnsi="Times New Roman" w:eastAsia="Times New Roman" w:cs="Times New Roman"/>
-          <w:sz w:val="28"/>
-          <w:szCs w:val="28"/>
-          <w:highlight w:val="none"/>
-        </w:rPr>
-      </w:r>
-    </w:p>
-    <w:p>
-      <w:pPr>
-        <w:rPr>
-          <w:rFonts w:ascii="Times New Roman" w:hAnsi="Times New Roman" w:eastAsia="Times New Roman" w:cs="Times New Roman"/>
-          <w:sz w:val="28"/>
-          <w:szCs w:val="28"/>
-          <w:highlight w:val="none"/>
-        </w:rPr>
-      </w:pPr>
-      <w:r>
-        <w:rPr>
-          <w:rFonts w:ascii="Times New Roman" w:hAnsi="Times New Roman" w:eastAsia="Times New Roman" w:cs="Times New Roman"/>
-          <w:sz w:val="28"/>
-          <w:szCs w:val="28"/>
-          <w:highlight w:val="none"/>
-        </w:rPr>
-      </w:r>
-      <w:r>
-        <w:rPr>
-          <w:rFonts w:ascii="Times New Roman" w:hAnsi="Times New Roman" w:eastAsia="Times New Roman" w:cs="Times New Roman"/>
-          <w:sz w:val="28"/>
-          <w:szCs w:val="28"/>
-          <w:highlight w:val="none"/>
-        </w:rPr>
-      </w:r>
-    </w:p>
-    <w:p>
-      <w:pPr>
-        <w:rPr>
-          <w:rFonts w:ascii="Times New Roman" w:hAnsi="Times New Roman" w:eastAsia="Times New Roman" w:cs="Times New Roman"/>
-          <w:sz w:val="28"/>
-          <w:szCs w:val="28"/>
-          <w:highlight w:val="none"/>
-        </w:rPr>
-      </w:pPr>
-      <w:r>
-        <w:rPr>
-          <w:rFonts w:ascii="Times New Roman" w:hAnsi="Times New Roman" w:eastAsia="Times New Roman" w:cs="Times New Roman"/>
-          <w:sz w:val="28"/>
-          <w:szCs w:val="28"/>
-          <w:highlight w:val="none"/>
-        </w:rPr>
-      </w:r>
-      <w:r>
-        <w:rPr>
-          <w:rFonts w:ascii="Times New Roman" w:hAnsi="Times New Roman" w:eastAsia="Times New Roman" w:cs="Times New Roman"/>
-          <w:sz w:val="28"/>
-          <w:szCs w:val="28"/>
-          <w:highlight w:val="none"/>
-        </w:rPr>
-      </w:r>
-    </w:p>
-    <w:p>
-      <w:pPr>
-        <w:rPr>
-          <w:rFonts w:ascii="Times New Roman" w:hAnsi="Times New Roman" w:eastAsia="Times New Roman" w:cs="Times New Roman"/>
-          <w:sz w:val="28"/>
-          <w:szCs w:val="28"/>
-          <w:highlight w:val="none"/>
-        </w:rPr>
-      </w:pPr>
-      <w:r>
-        <w:rPr>
-          <w:rFonts w:ascii="Times New Roman" w:hAnsi="Times New Roman" w:eastAsia="Times New Roman" w:cs="Times New Roman"/>
-          <w:sz w:val="28"/>
-          <w:szCs w:val="28"/>
         </w:rPr>
         <w:t xml:space="preserve">Схема классов</w:t>
       </w:r>
@@ -2295,30 +1983,6 @@
           <w:szCs w:val="28"/>
         </w:rPr>
         <w:t xml:space="preserve">:</w:t>
-      </w:r>
-      <w:r>
-        <w:rPr>
-          <w:rFonts w:ascii="Times New Roman" w:hAnsi="Times New Roman" w:eastAsia="Times New Roman" w:cs="Times New Roman"/>
-          <w:sz w:val="28"/>
-          <w:szCs w:val="28"/>
-          <w:highlight w:val="none"/>
-        </w:rPr>
-      </w:r>
-      <w:r>
-        <w:rPr>
-          <w:rFonts w:ascii="Times New Roman" w:hAnsi="Times New Roman" w:eastAsia="Times New Roman" w:cs="Times New Roman"/>
-          <w:sz w:val="28"/>
-          <w:szCs w:val="28"/>
-          <w:highlight w:val="none"/>
-        </w:rPr>
-      </w:r>
-      <w:r>
-        <w:rPr>
-          <w:rFonts w:ascii="Times New Roman" w:hAnsi="Times New Roman" w:eastAsia="Times New Roman" w:cs="Times New Roman"/>
-          <w:sz w:val="28"/>
-          <w:szCs w:val="28"/>
-          <w:highlight w:val="none"/>
-        </w:rPr>
       </w:r>
       <w:r>
         <w:rPr>
@@ -2340,6 +2004,7 @@
     <w:p>
       <w:pPr>
         <w:pStyle w:val="659"/>
+        <w:spacing w:after="850" w:afterAutospacing="0"/>
         <w:rPr>
           <w:rFonts w:ascii="Times New Roman" w:hAnsi="Times New Roman" w:eastAsia="Times New Roman" w:cs="Times New Roman"/>
           <w:sz w:val="28"/>
@@ -2422,9 +2087,10 @@
       </w:r>
       <w:r>
         <w:rPr>
-          <w:rFonts w:ascii="Times New Roman" w:hAnsi="Times New Roman" w:cs="Times New Roman"/>
-          <w:sz w:val="28"/>
-          <w:szCs w:val="28"/>
+          <w:rFonts w:ascii="Times New Roman" w:hAnsi="Times New Roman" w:eastAsia="Times New Roman" w:cs="Times New Roman"/>
+          <w:sz w:val="28"/>
+          <w:szCs w:val="28"/>
+          <w:highlight w:val="none"/>
         </w:rPr>
       </w:r>
       <w:r>
@@ -2439,6 +2105,7 @@
     <w:p>
       <w:pPr>
         <w:jc w:val="center"/>
+        <w:spacing w:after="850" w:afterAutospacing="0"/>
         <w:shd w:val="nil" w:color="000000"/>
         <w:rPr>
           <w:rFonts w:ascii="Times New Roman" w:hAnsi="Times New Roman" w:eastAsia="Times New Roman" w:cs="Times New Roman"/>
@@ -2462,6 +2129,16 @@
       <w:r>
         <w:rPr>
           <w:rFonts w:ascii="Times New Roman" w:hAnsi="Times New Roman" w:eastAsia="Times New Roman" w:cs="Times New Roman"/>
+          <w:sz w:val="28"/>
+          <w:szCs w:val="28"/>
+          <w:highlight w:val="none"/>
+          <w:lang w:val="ru-RU"/>
+        </w:rPr>
+        <w:t xml:space="preserve"> схема классов</w:t>
+      </w:r>
+      <w:r>
+        <w:rPr>
+          <w:rFonts w:ascii="Times New Roman" w:hAnsi="Times New Roman" w:eastAsia="Times New Roman" w:cs="Times New Roman"/>
           <w:b w:val="0"/>
           <w:bCs w:val="0"/>
           <w:sz w:val="28"/>
@@ -2469,24 +2146,18 @@
           <w:highlight w:val="none"/>
         </w:rPr>
       </w:r>
-      <w:r>
-        <w:rPr>
-          <w:rFonts w:ascii="Times New Roman" w:hAnsi="Times New Roman" w:eastAsia="Times New Roman" w:cs="Times New Roman"/>
-          <w:b w:val="0"/>
-          <w:bCs w:val="0"/>
-          <w:sz w:val="28"/>
-          <w:szCs w:val="28"/>
-          <w:highlight w:val="none"/>
-        </w:rPr>
-      </w:r>
     </w:p>
     <w:p>
+      <w:pPr>
+        <w:spacing w:after="850" w:afterAutospacing="0"/>
+      </w:pPr>
       <w:r/>
       <w:r/>
     </w:p>
     <w:p>
       <w:pPr>
         <w:pStyle w:val="659"/>
+        <w:spacing w:after="850" w:afterAutospacing="0"/>
         <w:rPr>
           <w:rFonts w:ascii="Times New Roman" w:hAnsi="Times New Roman" w:eastAsia="Times New Roman" w:cs="Times New Roman"/>
           <w:sz w:val="28"/>
@@ -2537,7 +2208,7 @@
           <w:szCs w:val="28"/>
           <w:highlight w:val="none"/>
         </w:rPr>
-        <w:t xml:space="preserve"> диаграмму</w:t>
+        <w:t xml:space="preserve"> диаграмму см рис 3</w:t>
       </w:r>
       <w:r>
         <w:rPr>
@@ -2566,6 +2237,9 @@
       </w:r>
     </w:p>
     <w:p>
+      <w:pPr>
+        <w:spacing w:after="850" w:afterAutospacing="0"/>
+      </w:pPr>
       <w:r>
         <mc:AlternateContent>
           <mc:Choice Requires="wpg">
@@ -2638,6 +2312,7 @@
       <w:pPr>
         <w:pStyle w:val="659"/>
         <w:jc w:val="center"/>
+        <w:spacing w:after="850" w:afterAutospacing="0"/>
         <w:rPr>
           <w:rFonts w:ascii="Times New Roman" w:hAnsi="Times New Roman" w:eastAsia="Times New Roman" w:cs="Times New Roman"/>
           <w:sz w:val="28"/>
@@ -2661,7 +2336,9 @@
           <w:sz w:val="28"/>
           <w:szCs w:val="28"/>
           <w:highlight w:val="none"/>
-        </w:rPr>
+          <w:lang w:val="ru-RU"/>
+        </w:rPr>
+        <w:t xml:space="preserve"> схема миграции данных</w:t>
       </w:r>
       <w:r>
         <w:rPr>
@@ -2675,6 +2352,7 @@
     <w:p>
       <w:pPr>
         <w:pStyle w:val="659"/>
+        <w:spacing w:after="850" w:afterAutospacing="0"/>
         <w:rPr>
           <w:rFonts w:ascii="Times New Roman" w:hAnsi="Times New Roman" w:eastAsia="Times New Roman" w:cs="Times New Roman"/>
           <w:sz w:val="28"/>
@@ -2709,6 +2387,7 @@
     </w:p>
     <w:p>
       <w:pPr>
+        <w:spacing w:after="850" w:afterAutospacing="0"/>
         <w:rPr>
           <w:rFonts w:ascii="Times New Roman" w:hAnsi="Times New Roman" w:cs="Times New Roman"/>
           <w:sz w:val="28"/>
@@ -2721,7 +2400,7 @@
           <w:sz w:val="28"/>
           <w:szCs w:val="28"/>
         </w:rPr>
-        <w:t xml:space="preserve">Система построена на принципах ООП с использованием следующих классов:</w:t>
+        <w:t xml:space="preserve">Система построена на принципах ООП с использованием следующих классов см рис 2:</w:t>
       </w:r>
       <w:r>
         <w:rPr>
@@ -2740,6 +2419,7 @@
     </w:p>
     <w:p>
       <w:pPr>
+        <w:spacing w:after="850" w:afterAutospacing="0"/>
         <w:rPr>
           <w:rFonts w:ascii="Times New Roman" w:hAnsi="Times New Roman" w:cs="Times New Roman"/>
           <w:sz w:val="28"/>
@@ -2796,6 +2476,7 @@
     </w:p>
     <w:p>
       <w:pPr>
+        <w:spacing w:after="850" w:afterAutospacing="0"/>
         <w:rPr>
           <w:rFonts w:ascii="Times New Roman" w:hAnsi="Times New Roman" w:cs="Times New Roman"/>
           <w:sz w:val="28"/>
@@ -2866,6 +2547,7 @@
     </w:p>
     <w:p>
       <w:pPr>
+        <w:spacing w:after="850" w:afterAutospacing="0"/>
         <w:rPr>
           <w:rFonts w:ascii="Times New Roman" w:hAnsi="Times New Roman" w:cs="Times New Roman"/>
           <w:sz w:val="28"/>
@@ -2924,6 +2606,7 @@
     </w:p>
     <w:p>
       <w:pPr>
+        <w:spacing w:after="850" w:afterAutospacing="0"/>
         <w:rPr>
           <w:rFonts w:ascii="Times New Roman" w:hAnsi="Times New Roman" w:cs="Times New Roman"/>
           <w:sz w:val="28"/>
@@ -2975,6 +2658,7 @@
     </w:p>
     <w:p>
       <w:pPr>
+        <w:spacing w:after="850" w:afterAutospacing="0"/>
         <w:rPr>
           <w:rFonts w:ascii="Times New Roman" w:hAnsi="Times New Roman" w:cs="Times New Roman"/>
           <w:sz w:val="28"/>
@@ -3027,6 +2711,7 @@
     <w:p>
       <w:pPr>
         <w:jc w:val="left"/>
+        <w:spacing w:after="850" w:afterAutospacing="0"/>
         <w:shd w:val="nil" w:color="000000"/>
         <w:rPr>
           <w:rFonts w:ascii="Times New Roman" w:hAnsi="Times New Roman" w:eastAsia="Times New Roman" w:cs="Times New Roman"/>
@@ -3071,6 +2756,7 @@
     <w:p>
       <w:pPr>
         <w:pStyle w:val="659"/>
+        <w:spacing w:after="850" w:afterAutospacing="0"/>
         <w:rPr>
           <w:rFonts w:ascii="Times New Roman" w:hAnsi="Times New Roman" w:cs="Times New Roman"/>
           <w:sz w:val="28"/>
@@ -3102,6 +2788,7 @@
     </w:p>
     <w:p>
       <w:pPr>
+        <w:spacing w:after="850" w:afterAutospacing="0"/>
         <w:rPr>
           <w:rFonts w:ascii="Times New Roman" w:hAnsi="Times New Roman" w:cs="Times New Roman"/>
           <w:sz w:val="28"/>
@@ -3183,6 +2870,7 @@
     <w:p>
       <w:pPr>
         <w:jc w:val="left"/>
+        <w:spacing w:after="850" w:afterAutospacing="0"/>
         <w:shd w:val="nil" w:color="000000"/>
         <w:rPr>
           <w:rFonts w:ascii="Times New Roman" w:hAnsi="Times New Roman" w:eastAsia="Times New Roman" w:cs="Times New Roman"/>
@@ -3227,6 +2915,7 @@
     <w:p>
       <w:pPr>
         <w:pStyle w:val="659"/>
+        <w:spacing w:after="850" w:afterAutospacing="0"/>
         <w:rPr>
           <w:rFonts w:ascii="Times New Roman" w:hAnsi="Times New Roman" w:cs="Times New Roman"/>
           <w:sz w:val="28"/>
@@ -3259,6 +2948,7 @@
     <w:p>
       <w:pPr>
         <w:jc w:val="left"/>
+        <w:spacing w:after="850" w:afterAutospacing="0"/>
         <w:shd w:val="nil" w:color="000000"/>
         <w:rPr>
           <w:rFonts w:ascii="Times New Roman" w:hAnsi="Times New Roman" w:cs="Times New Roman"/>
@@ -3318,7 +3008,7 @@
       <w:pPr>
         <w:ind w:firstLine="0"/>
         <w:jc w:val="left"/>
-        <w:spacing w:after="240" w:line="307" w:lineRule="auto"/>
+        <w:spacing w:after="850" w:afterAutospacing="0" w:line="307" w:lineRule="auto"/>
         <w:rPr>
           <w:rFonts w:ascii="Times New Roman" w:hAnsi="Times New Roman" w:eastAsia="Times New Roman" w:cs="Times New Roman"/>
           <w:b w:val="0"/>
@@ -3363,7 +3053,7 @@
       <w:pPr>
         <w:ind w:firstLine="0"/>
         <w:jc w:val="left"/>
-        <w:spacing w:after="240" w:line="307" w:lineRule="auto"/>
+        <w:spacing w:after="850" w:afterAutospacing="0" w:line="307" w:lineRule="auto"/>
         <w:rPr>
           <w:rFonts w:ascii="Times New Roman" w:hAnsi="Times New Roman" w:eastAsia="Times New Roman" w:cs="Times New Roman"/>
           <w:b w:val="0"/>
@@ -3408,7 +3098,7 @@
       <w:pPr>
         <w:ind w:firstLine="0"/>
         <w:jc w:val="left"/>
-        <w:spacing w:after="240" w:line="307" w:lineRule="auto"/>
+        <w:spacing w:after="850" w:afterAutospacing="0" w:line="307" w:lineRule="auto"/>
         <w:rPr>
           <w:rFonts w:ascii="Times New Roman" w:hAnsi="Times New Roman" w:eastAsia="Times New Roman" w:cs="Times New Roman"/>
           <w:b w:val="0"/>
@@ -3452,6 +3142,7 @@
     <w:p>
       <w:pPr>
         <w:pStyle w:val="657"/>
+        <w:spacing w:after="850" w:afterAutospacing="0"/>
         <w:rPr>
           <w:rFonts w:ascii="Times New Roman" w:hAnsi="Times New Roman" w:cs="Times New Roman"/>
           <w:sz w:val="28"/>
@@ -3483,6 +3174,7 @@
     </w:p>
     <w:p>
       <w:pPr>
+        <w:spacing w:after="850" w:afterAutospacing="0"/>
         <w:rPr>
           <w:highlight w:val="none"/>
         </w:rPr>
@@ -3567,6 +3259,7 @@
     <w:p>
       <w:pPr>
         <w:jc w:val="center"/>
+        <w:spacing w:after="850" w:afterAutospacing="0"/>
         <w:rPr>
           <w:rFonts w:ascii="Times New Roman" w:hAnsi="Times New Roman" w:cs="Times New Roman"/>
           <w:sz w:val="28"/>
@@ -3586,11 +3279,13 @@
       </w:r>
       <w:r>
         <w:rPr>
-          <w:rFonts w:ascii="Times New Roman" w:hAnsi="Times New Roman" w:cs="Times New Roman"/>
-          <w:sz w:val="28"/>
-          <w:szCs w:val="28"/>
-          <w:highlight w:val="none"/>
-        </w:rPr>
+          <w:rFonts w:ascii="Times New Roman" w:hAnsi="Times New Roman" w:eastAsia="Times New Roman" w:cs="Times New Roman"/>
+          <w:sz w:val="28"/>
+          <w:szCs w:val="28"/>
+          <w:highlight w:val="none"/>
+          <w:lang w:val="ru-RU"/>
+        </w:rPr>
+        <w:t xml:space="preserve"> схема доступа к функционалу системы</w:t>
       </w:r>
       <w:r>
         <w:rPr>
@@ -3602,6 +3297,9 @@
       </w:r>
     </w:p>
     <w:p>
+      <w:pPr>
+        <w:spacing w:after="850" w:afterAutospacing="0"/>
+      </w:pPr>
       <w:r>
         <w:rPr>
           <w:highlight w:val="none"/>
@@ -3617,6 +3315,7 @@
     <w:p>
       <w:pPr>
         <w:pStyle w:val="659"/>
+        <w:spacing w:after="850" w:afterAutospacing="0"/>
         <w:rPr>
           <w:rFonts w:ascii="Times New Roman" w:hAnsi="Times New Roman" w:cs="Times New Roman"/>
           <w:sz w:val="28"/>
@@ -3666,6 +3365,7 @@
     <w:p>
       <w:pPr>
         <w:pStyle w:val="659"/>
+        <w:spacing w:after="850" w:afterAutospacing="0"/>
         <w:rPr>
           <w:rFonts w:ascii="Times New Roman" w:hAnsi="Times New Roman" w:cs="Times New Roman"/>
           <w:sz w:val="28"/>
@@ -3699,7 +3399,7 @@
       <w:pPr>
         <w:ind w:firstLine="0"/>
         <w:jc w:val="left"/>
-        <w:spacing w:after="240" w:line="307" w:lineRule="auto"/>
+        <w:spacing w:after="850" w:afterAutospacing="0" w:line="307" w:lineRule="auto"/>
         <w:rPr>
           <w:rFonts w:ascii="Times New Roman" w:hAnsi="Times New Roman" w:eastAsia="Times New Roman" w:cs="Times New Roman"/>
           <w:b w:val="0"/>
@@ -3764,7 +3464,7 @@
       <w:pPr>
         <w:ind w:firstLine="0"/>
         <w:jc w:val="left"/>
-        <w:spacing w:after="240" w:line="307" w:lineRule="auto"/>
+        <w:spacing w:after="850" w:afterAutospacing="0" w:line="307" w:lineRule="auto"/>
         <w:rPr>
           <w:rFonts w:ascii="Times New Roman" w:hAnsi="Times New Roman" w:eastAsia="Times New Roman" w:cs="Times New Roman"/>
           <w:sz w:val="28"/>
@@ -3817,7 +3517,7 @@
       <w:pPr>
         <w:ind w:firstLine="0"/>
         <w:jc w:val="left"/>
-        <w:spacing w:after="240" w:line="307" w:lineRule="auto"/>
+        <w:spacing w:after="850" w:afterAutospacing="0" w:line="307" w:lineRule="auto"/>
         <w:rPr>
           <w:rFonts w:ascii="Times New Roman" w:hAnsi="Times New Roman" w:eastAsia="Times New Roman" w:cs="Times New Roman"/>
           <w:sz w:val="28"/>
@@ -3854,7 +3554,7 @@
       <w:pPr>
         <w:ind w:firstLine="0"/>
         <w:jc w:val="left"/>
-        <w:spacing w:after="240" w:line="307" w:lineRule="auto"/>
+        <w:spacing w:after="850" w:afterAutospacing="0" w:line="307" w:lineRule="auto"/>
         <w:rPr>
           <w:rFonts w:ascii="Times New Roman" w:hAnsi="Times New Roman" w:eastAsia="Times New Roman" w:cs="Times New Roman"/>
           <w:sz w:val="28"/>
@@ -3862,33 +3562,6 @@
           <w:highlight w:val="none"/>
         </w:rPr>
       </w:pPr>
-      <w:r>
-        <w:rPr>
-          <w:rFonts w:ascii="Times New Roman" w:hAnsi="Times New Roman" w:eastAsia="Times New Roman" w:cs="Times New Roman"/>
-          <w:sz w:val="28"/>
-          <w:szCs w:val="28"/>
-          <w:highlight w:val="none"/>
-        </w:rPr>
-        <w:t xml:space="preserve">Функции гостя</w:t>
-      </w:r>
-      <w:r>
-        <w:rPr>
-          <w:rFonts w:ascii="Times New Roman" w:hAnsi="Times New Roman" w:eastAsia="Times New Roman" w:cs="Times New Roman"/>
-          <w:sz w:val="28"/>
-          <w:szCs w:val="28"/>
-          <w:highlight w:val="none"/>
-        </w:rPr>
-        <w:t xml:space="preserve">:</w:t>
-      </w:r>
-      <w:r>
-        <w:rPr>
-          <w:rFonts w:ascii="Times New Roman" w:hAnsi="Times New Roman" w:eastAsia="Times New Roman" w:cs="Times New Roman"/>
-          <w:sz w:val="28"/>
-          <w:szCs w:val="28"/>
-          <w:highlight w:val="none"/>
-        </w:rPr>
-        <w:t xml:space="preserve"> </w:t>
-      </w:r>
       <w:r>
         <w:rPr>
           <w:rFonts w:ascii="Times New Roman" w:hAnsi="Times New Roman" w:eastAsia="Times New Roman" w:cs="Times New Roman"/>
@@ -3910,7 +3583,7 @@
       <w:pPr>
         <w:ind w:firstLine="0"/>
         <w:jc w:val="left"/>
-        <w:spacing w:after="240" w:line="307" w:lineRule="auto"/>
+        <w:spacing w:after="850" w:afterAutospacing="0" w:line="307" w:lineRule="auto"/>
         <w:rPr>
           <w:rFonts w:ascii="Times New Roman" w:hAnsi="Times New Roman" w:eastAsia="Times New Roman" w:cs="Times New Roman"/>
           <w:sz w:val="28"/>
@@ -3918,22 +3591,6 @@
           <w:highlight w:val="none"/>
         </w:rPr>
       </w:pPr>
-      <w:r>
-        <w:rPr>
-          <w:rFonts w:ascii="Times New Roman" w:hAnsi="Times New Roman" w:eastAsia="Times New Roman" w:cs="Times New Roman"/>
-          <w:sz w:val="28"/>
-          <w:szCs w:val="28"/>
-          <w:highlight w:val="none"/>
-        </w:rPr>
-      </w:r>
-      <w:r>
-        <w:rPr>
-          <w:rFonts w:ascii="Times New Roman" w:hAnsi="Times New Roman" w:eastAsia="Times New Roman" w:cs="Times New Roman"/>
-          <w:sz w:val="28"/>
-          <w:szCs w:val="28"/>
-        </w:rPr>
-        <w:t xml:space="preserve">- Вход в систему (аутентификация)</w:t>
-      </w:r>
       <w:r>
         <w:rPr>
           <w:rFonts w:ascii="Times New Roman" w:hAnsi="Times New Roman" w:eastAsia="Times New Roman" w:cs="Times New Roman"/>
@@ -3955,7 +3612,7 @@
       <w:pPr>
         <w:ind w:firstLine="0"/>
         <w:jc w:val="left"/>
-        <w:spacing w:after="240" w:line="307" w:lineRule="auto"/>
+        <w:spacing w:after="850" w:afterAutospacing="0" w:line="307" w:lineRule="auto"/>
         <w:rPr>
           <w:rFonts w:ascii="Times New Roman" w:hAnsi="Times New Roman" w:eastAsia="Times New Roman" w:cs="Times New Roman"/>
           <w:sz w:val="28"/>
@@ -3970,22 +3627,25 @@
           <w:szCs w:val="28"/>
           <w:highlight w:val="none"/>
         </w:rPr>
-      </w:r>
-      <w:r>
-        <w:rPr>
-          <w:rFonts w:ascii="Times New Roman" w:hAnsi="Times New Roman" w:eastAsia="Times New Roman" w:cs="Times New Roman"/>
-          <w:sz w:val="28"/>
-          <w:szCs w:val="28"/>
-        </w:rPr>
-        <w:t xml:space="preserve">- Отправка отзывов с фотографиями</w:t>
-      </w:r>
-      <w:r>
-        <w:rPr>
-          <w:rFonts w:ascii="Times New Roman" w:hAnsi="Times New Roman" w:eastAsia="Times New Roman" w:cs="Times New Roman"/>
-          <w:sz w:val="28"/>
-          <w:szCs w:val="28"/>
-          <w:highlight w:val="none"/>
-        </w:rPr>
+        <w:t xml:space="preserve">Функции гостя</w:t>
+      </w:r>
+      <w:r>
+        <w:rPr>
+          <w:rFonts w:ascii="Times New Roman" w:hAnsi="Times New Roman" w:eastAsia="Times New Roman" w:cs="Times New Roman"/>
+          <w:sz w:val="28"/>
+          <w:szCs w:val="28"/>
+          <w:highlight w:val="none"/>
+        </w:rPr>
+        <w:t xml:space="preserve">:</w:t>
+      </w:r>
+      <w:r>
+        <w:rPr>
+          <w:rFonts w:ascii="Times New Roman" w:hAnsi="Times New Roman" w:eastAsia="Times New Roman" w:cs="Times New Roman"/>
+          <w:sz w:val="28"/>
+          <w:szCs w:val="28"/>
+          <w:highlight w:val="none"/>
+        </w:rPr>
+        <w:t xml:space="preserve"> </w:t>
       </w:r>
       <w:r>
         <w:rPr>
@@ -4000,7 +3660,7 @@
       <w:pPr>
         <w:ind w:firstLine="0"/>
         <w:jc w:val="left"/>
-        <w:spacing w:after="240" w:line="307" w:lineRule="auto"/>
+        <w:spacing w:after="850" w:afterAutospacing="0" w:line="307" w:lineRule="auto"/>
         <w:rPr>
           <w:rFonts w:ascii="Times New Roman" w:hAnsi="Times New Roman" w:eastAsia="Times New Roman" w:cs="Times New Roman"/>
           <w:sz w:val="28"/>
@@ -4022,36 +3682,28 @@
           <w:sz w:val="28"/>
           <w:szCs w:val="28"/>
         </w:rPr>
-        <w:t xml:space="preserve">- Просмотр опубликованных отзывов на главной странице</w:t>
-      </w:r>
-      <w:r>
-        <w:rPr>
-          <w:rFonts w:ascii="Times New Roman" w:hAnsi="Times New Roman" w:eastAsia="Times New Roman" w:cs="Times New Roman"/>
-          <w:sz w:val="28"/>
-          <w:szCs w:val="28"/>
-          <w:highlight w:val="none"/>
-        </w:rPr>
-      </w:r>
-      <w:r>
-        <w:rPr>
-          <w:rFonts w:ascii="Times New Roman" w:hAnsi="Times New Roman" w:eastAsia="Times New Roman" w:cs="Times New Roman"/>
-          <w:sz w:val="28"/>
-          <w:szCs w:val="28"/>
-          <w:highlight w:val="none"/>
-        </w:rPr>
-      </w:r>
+        <w:t xml:space="preserve">- Вход в систему (аутентификация)</w:t>
+      </w:r>
+      <w:r>
+        <w:rPr>
+          <w:rFonts w:ascii="Times New Roman" w:hAnsi="Times New Roman" w:eastAsia="Times New Roman" w:cs="Times New Roman"/>
+          <w:sz w:val="28"/>
+          <w:szCs w:val="28"/>
+          <w:highlight w:val="none"/>
+        </w:rPr>
+      </w:r>
+      <w:r/>
     </w:p>
     <w:p>
       <w:pPr>
         <w:ind w:firstLine="0"/>
         <w:jc w:val="left"/>
-        <w:spacing w:after="240" w:line="307" w:lineRule="auto"/>
-        <w:rPr>
-          <w:rFonts w:ascii="Times New Roman" w:hAnsi="Times New Roman" w:eastAsia="Times New Roman" w:cs="Times New Roman"/>
-          <w:sz w:val="28"/>
-          <w:szCs w:val="28"/>
-          <w:highlight w:val="none"/>
-          <w:lang w:val="ru-RU"/>
+        <w:spacing w:after="850" w:afterAutospacing="0" w:line="307" w:lineRule="auto"/>
+        <w:rPr>
+          <w:rFonts w:ascii="Times New Roman" w:hAnsi="Times New Roman" w:eastAsia="Times New Roman" w:cs="Times New Roman"/>
+          <w:sz w:val="28"/>
+          <w:szCs w:val="28"/>
+          <w:highlight w:val="none"/>
         </w:rPr>
       </w:pPr>
       <w:r>
@@ -4060,25 +3712,30 @@
           <w:sz w:val="28"/>
           <w:szCs w:val="28"/>
           <w:highlight w:val="none"/>
-          <w:lang w:val="ru-RU"/>
-        </w:rPr>
-      </w:r>
-      <w:r>
-        <w:rPr>
-          <w:rFonts w:ascii="Times New Roman" w:hAnsi="Times New Roman" w:eastAsia="Times New Roman" w:cs="Times New Roman"/>
-          <w:sz w:val="28"/>
-          <w:szCs w:val="28"/>
-          <w:highlight w:val="none"/>
-          <w:lang w:val="ru-RU"/>
-        </w:rPr>
-      </w:r>
-      <w:r>
-        <w:rPr>
-          <w:rFonts w:ascii="Times New Roman" w:hAnsi="Times New Roman" w:eastAsia="Times New Roman" w:cs="Times New Roman"/>
-          <w:sz w:val="28"/>
-          <w:szCs w:val="28"/>
-          <w:highlight w:val="none"/>
-          <w:lang w:val="ru-RU"/>
+        </w:rPr>
+      </w:r>
+      <w:r>
+        <w:rPr>
+          <w:rFonts w:ascii="Times New Roman" w:hAnsi="Times New Roman" w:eastAsia="Times New Roman" w:cs="Times New Roman"/>
+          <w:sz w:val="28"/>
+          <w:szCs w:val="28"/>
+        </w:rPr>
+        <w:t xml:space="preserve">- Отправка отзывов с фотографиями</w:t>
+      </w:r>
+      <w:r>
+        <w:rPr>
+          <w:rFonts w:ascii="Times New Roman" w:hAnsi="Times New Roman" w:eastAsia="Times New Roman" w:cs="Times New Roman"/>
+          <w:sz w:val="28"/>
+          <w:szCs w:val="28"/>
+          <w:highlight w:val="none"/>
+        </w:rPr>
+      </w:r>
+      <w:r>
+        <w:rPr>
+          <w:rFonts w:ascii="Times New Roman" w:hAnsi="Times New Roman" w:eastAsia="Times New Roman" w:cs="Times New Roman"/>
+          <w:sz w:val="28"/>
+          <w:szCs w:val="28"/>
+          <w:highlight w:val="none"/>
         </w:rPr>
       </w:r>
     </w:p>
@@ -4086,7 +3743,95 @@
       <w:pPr>
         <w:ind w:firstLine="0"/>
         <w:jc w:val="left"/>
-        <w:spacing w:after="240" w:line="307" w:lineRule="auto"/>
+        <w:spacing w:after="850" w:afterAutospacing="0" w:line="307" w:lineRule="auto"/>
+        <w:rPr>
+          <w:rFonts w:ascii="Times New Roman" w:hAnsi="Times New Roman" w:eastAsia="Times New Roman" w:cs="Times New Roman"/>
+          <w:sz w:val="28"/>
+          <w:szCs w:val="28"/>
+          <w:highlight w:val="none"/>
+        </w:rPr>
+      </w:pPr>
+      <w:r>
+        <w:rPr>
+          <w:rFonts w:ascii="Times New Roman" w:hAnsi="Times New Roman" w:eastAsia="Times New Roman" w:cs="Times New Roman"/>
+          <w:sz w:val="28"/>
+          <w:szCs w:val="28"/>
+          <w:highlight w:val="none"/>
+        </w:rPr>
+      </w:r>
+      <w:r>
+        <w:rPr>
+          <w:rFonts w:ascii="Times New Roman" w:hAnsi="Times New Roman" w:eastAsia="Times New Roman" w:cs="Times New Roman"/>
+          <w:sz w:val="28"/>
+          <w:szCs w:val="28"/>
+        </w:rPr>
+        <w:t xml:space="preserve">- Просмотр опубликованных отзывов на главной странице</w:t>
+      </w:r>
+      <w:r>
+        <w:rPr>
+          <w:rFonts w:ascii="Times New Roman" w:hAnsi="Times New Roman" w:eastAsia="Times New Roman" w:cs="Times New Roman"/>
+          <w:sz w:val="28"/>
+          <w:szCs w:val="28"/>
+          <w:highlight w:val="none"/>
+        </w:rPr>
+      </w:r>
+      <w:r>
+        <w:rPr>
+          <w:rFonts w:ascii="Times New Roman" w:hAnsi="Times New Roman" w:eastAsia="Times New Roman" w:cs="Times New Roman"/>
+          <w:sz w:val="28"/>
+          <w:szCs w:val="28"/>
+          <w:highlight w:val="none"/>
+        </w:rPr>
+      </w:r>
+      <w:r>
+        <w:rPr>
+          <w:rFonts w:ascii="Times New Roman" w:hAnsi="Times New Roman" w:eastAsia="Times New Roman" w:cs="Times New Roman"/>
+          <w:sz w:val="28"/>
+          <w:szCs w:val="28"/>
+          <w:highlight w:val="none"/>
+        </w:rPr>
+      </w:r>
+      <w:r>
+        <w:rPr>
+          <w:rFonts w:ascii="Times New Roman" w:hAnsi="Times New Roman" w:eastAsia="Times New Roman" w:cs="Times New Roman"/>
+          <w:sz w:val="28"/>
+          <w:szCs w:val="28"/>
+          <w:highlight w:val="none"/>
+        </w:rPr>
+      </w:r>
+      <w:r>
+        <w:rPr>
+          <w:rFonts w:ascii="Times New Roman" w:hAnsi="Times New Roman" w:eastAsia="Times New Roman" w:cs="Times New Roman"/>
+          <w:sz w:val="28"/>
+          <w:szCs w:val="28"/>
+          <w:highlight w:val="none"/>
+        </w:rPr>
+      </w:r>
+      <w:r>
+        <w:rPr>
+          <w:rFonts w:ascii="Times New Roman" w:hAnsi="Times New Roman" w:eastAsia="Times New Roman" w:cs="Times New Roman"/>
+          <w:sz w:val="28"/>
+          <w:szCs w:val="28"/>
+          <w:highlight w:val="none"/>
+        </w:rPr>
+      </w:r>
+      <w:r>
+        <w:rPr>
+          <w:rFonts w:ascii="Times New Roman" w:hAnsi="Times New Roman" w:eastAsia="Times New Roman" w:cs="Times New Roman"/>
+          <w:sz w:val="28"/>
+          <w:szCs w:val="28"/>
+          <w:highlight w:val="none"/>
+        </w:rPr>
+      </w:r>
+      <w:r>
+        <w:rPr>
+          <w:rFonts w:ascii="Times New Roman" w:hAnsi="Times New Roman" w:eastAsia="Times New Roman" w:cs="Times New Roman"/>
+          <w:sz w:val="28"/>
+          <w:szCs w:val="28"/>
+          <w:highlight w:val="none"/>
+        </w:rPr>
+      </w:r>
+      <w:r>
         <w:rPr>
           <w:rFonts w:ascii="Times New Roman" w:hAnsi="Times New Roman" w:eastAsia="Times New Roman" w:cs="Times New Roman"/>
           <w:sz w:val="28"/>
@@ -4094,7 +3839,7 @@
           <w:highlight w:val="none"/>
           <w:lang w:val="ru-RU"/>
         </w:rPr>
-      </w:pPr>
+      </w:r>
       <w:r>
         <w:rPr>
           <w:rFonts w:ascii="Times New Roman" w:hAnsi="Times New Roman" w:eastAsia="Times New Roman" w:cs="Times New Roman"/>
@@ -4103,7 +3848,6 @@
           <w:highlight w:val="none"/>
           <w:lang w:val="ru-RU"/>
         </w:rPr>
-        <w:t xml:space="preserve">Так же необходимо провести декомпозицию </w:t>
       </w:r>
       <w:r>
         <w:rPr>
@@ -4113,74 +3857,13 @@
           <w:highlight w:val="none"/>
           <w:lang w:val="ru-RU"/>
         </w:rPr>
-        <w:t xml:space="preserve">I</w:t>
-      </w:r>
-      <w:r>
-        <w:rPr>
-          <w:rFonts w:ascii="Times New Roman" w:hAnsi="Times New Roman" w:eastAsia="Times New Roman" w:cs="Times New Roman"/>
-          <w:sz w:val="28"/>
-          <w:szCs w:val="28"/>
-          <w:highlight w:val="none"/>
-          <w:lang w:val="ru-RU"/>
-        </w:rPr>
-        <w:t xml:space="preserve">D</w:t>
-      </w:r>
-      <w:r>
-        <w:rPr>
-          <w:rFonts w:ascii="Times New Roman" w:hAnsi="Times New Roman" w:eastAsia="Times New Roman" w:cs="Times New Roman"/>
-          <w:sz w:val="28"/>
-          <w:szCs w:val="28"/>
-          <w:highlight w:val="none"/>
-          <w:lang w:val="ru-RU"/>
-        </w:rPr>
-        <w:t xml:space="preserve">E</w:t>
-      </w:r>
-      <w:r>
-        <w:rPr>
-          <w:rFonts w:ascii="Times New Roman" w:hAnsi="Times New Roman" w:eastAsia="Times New Roman" w:cs="Times New Roman"/>
-          <w:sz w:val="28"/>
-          <w:szCs w:val="28"/>
-          <w:highlight w:val="none"/>
-          <w:lang w:val="ru-RU"/>
-        </w:rPr>
-        <w:t xml:space="preserve">F</w:t>
-      </w:r>
-      <w:r>
-        <w:rPr>
-          <w:rFonts w:ascii="Times New Roman" w:hAnsi="Times New Roman" w:eastAsia="Times New Roman" w:cs="Times New Roman"/>
-          <w:sz w:val="28"/>
-          <w:szCs w:val="28"/>
-          <w:highlight w:val="none"/>
-          <w:lang w:val="ru-RU"/>
-        </w:rPr>
-        <w:t xml:space="preserve">0</w:t>
-      </w:r>
-      <w:r>
-        <w:rPr>
-          <w:rFonts w:ascii="Times New Roman" w:hAnsi="Times New Roman" w:eastAsia="Times New Roman" w:cs="Times New Roman"/>
-          <w:sz w:val="28"/>
-          <w:szCs w:val="28"/>
-          <w:highlight w:val="none"/>
-          <w:lang w:val="ru-RU"/>
-        </w:rPr>
-        <w:t xml:space="preserve"> уровня 1. Она нужна для описания, анализа и проектирования процессов организации.</w:t>
-      </w:r>
-      <w:r>
-        <w:rPr>
-          <w:rFonts w:ascii="Times New Roman" w:hAnsi="Times New Roman" w:eastAsia="Times New Roman" w:cs="Times New Roman"/>
-          <w:sz w:val="28"/>
-          <w:szCs w:val="28"/>
-          <w:highlight w:val="none"/>
-          <w:lang w:val="ru-RU"/>
-        </w:rPr>
-      </w:r>
-      <w:r>
-        <w:rPr>
-          <w:rFonts w:ascii="Times New Roman" w:hAnsi="Times New Roman" w:eastAsia="Times New Roman" w:cs="Times New Roman"/>
-          <w:sz w:val="28"/>
-          <w:szCs w:val="28"/>
-          <w:highlight w:val="none"/>
-          <w:lang w:val="ru-RU"/>
+      </w:r>
+      <w:r>
+        <w:rPr>
+          <w:rFonts w:ascii="Times New Roman" w:hAnsi="Times New Roman" w:eastAsia="Times New Roman" w:cs="Times New Roman"/>
+          <w:sz w:val="28"/>
+          <w:szCs w:val="28"/>
+          <w:highlight w:val="none"/>
         </w:rPr>
       </w:r>
     </w:p>
@@ -4188,13 +3871,12 @@
       <w:pPr>
         <w:ind w:firstLine="0"/>
         <w:jc w:val="left"/>
-        <w:spacing w:after="240" w:line="307" w:lineRule="auto"/>
-        <w:rPr>
-          <w:rFonts w:ascii="Times New Roman" w:hAnsi="Times New Roman" w:eastAsia="Times New Roman" w:cs="Times New Roman"/>
-          <w:sz w:val="28"/>
-          <w:szCs w:val="28"/>
-          <w:highlight w:val="none"/>
-          <w:lang w:val="ru-RU"/>
+        <w:spacing w:after="850" w:afterAutospacing="0" w:line="307" w:lineRule="auto"/>
+        <w:rPr>
+          <w:rFonts w:ascii="Times New Roman" w:hAnsi="Times New Roman" w:eastAsia="Times New Roman" w:cs="Times New Roman"/>
+          <w:sz w:val="28"/>
+          <w:szCs w:val="28"/>
+          <w:highlight w:val="none"/>
         </w:rPr>
       </w:pPr>
       <w:r>
@@ -4203,25 +3885,15 @@
           <w:sz w:val="28"/>
           <w:szCs w:val="28"/>
           <w:highlight w:val="none"/>
-          <w:lang w:val="ru-RU"/>
-        </w:rPr>
-      </w:r>
-      <w:r>
-        <w:rPr>
-          <w:rFonts w:ascii="Times New Roman" w:hAnsi="Times New Roman" w:eastAsia="Times New Roman" w:cs="Times New Roman"/>
-          <w:sz w:val="28"/>
-          <w:szCs w:val="28"/>
-          <w:highlight w:val="none"/>
-          <w:lang w:val="ru-RU"/>
-        </w:rPr>
-      </w:r>
-      <w:r>
-        <w:rPr>
-          <w:rFonts w:ascii="Times New Roman" w:hAnsi="Times New Roman" w:eastAsia="Times New Roman" w:cs="Times New Roman"/>
-          <w:sz w:val="28"/>
-          <w:szCs w:val="28"/>
-          <w:highlight w:val="none"/>
-          <w:lang w:val="ru-RU"/>
+        </w:rPr>
+        <w:t xml:space="preserve">См рис 4.</w:t>
+      </w:r>
+      <w:r>
+        <w:rPr>
+          <w:rFonts w:ascii="Times New Roman" w:hAnsi="Times New Roman" w:eastAsia="Times New Roman" w:cs="Times New Roman"/>
+          <w:sz w:val="28"/>
+          <w:szCs w:val="28"/>
+          <w:highlight w:val="none"/>
         </w:rPr>
       </w:r>
     </w:p>
@@ -4229,7 +3901,7 @@
       <w:pPr>
         <w:ind w:firstLine="0"/>
         <w:jc w:val="left"/>
-        <w:spacing w:after="240" w:line="307" w:lineRule="auto"/>
+        <w:spacing w:after="850" w:afterAutospacing="0" w:line="307" w:lineRule="auto"/>
         <w:rPr>
           <w:rFonts w:ascii="Times New Roman" w:hAnsi="Times New Roman" w:eastAsia="Times New Roman" w:cs="Times New Roman"/>
           <w:sz w:val="28"/>
@@ -4246,6 +3918,7 @@
           <w:highlight w:val="none"/>
           <w:lang w:val="ru-RU"/>
         </w:rPr>
+        <w:t xml:space="preserve">Так же необходимо провести декомпозицию </w:t>
       </w:r>
       <w:r>
         <w:rPr>
@@ -4255,6 +3928,67 @@
           <w:highlight w:val="none"/>
           <w:lang w:val="ru-RU"/>
         </w:rPr>
+        <w:t xml:space="preserve">I</w:t>
+      </w:r>
+      <w:r>
+        <w:rPr>
+          <w:rFonts w:ascii="Times New Roman" w:hAnsi="Times New Roman" w:eastAsia="Times New Roman" w:cs="Times New Roman"/>
+          <w:sz w:val="28"/>
+          <w:szCs w:val="28"/>
+          <w:highlight w:val="none"/>
+          <w:lang w:val="ru-RU"/>
+        </w:rPr>
+        <w:t xml:space="preserve">D</w:t>
+      </w:r>
+      <w:r>
+        <w:rPr>
+          <w:rFonts w:ascii="Times New Roman" w:hAnsi="Times New Roman" w:eastAsia="Times New Roman" w:cs="Times New Roman"/>
+          <w:sz w:val="28"/>
+          <w:szCs w:val="28"/>
+          <w:highlight w:val="none"/>
+          <w:lang w:val="ru-RU"/>
+        </w:rPr>
+        <w:t xml:space="preserve">E</w:t>
+      </w:r>
+      <w:r>
+        <w:rPr>
+          <w:rFonts w:ascii="Times New Roman" w:hAnsi="Times New Roman" w:eastAsia="Times New Roman" w:cs="Times New Roman"/>
+          <w:sz w:val="28"/>
+          <w:szCs w:val="28"/>
+          <w:highlight w:val="none"/>
+          <w:lang w:val="ru-RU"/>
+        </w:rPr>
+        <w:t xml:space="preserve">F</w:t>
+      </w:r>
+      <w:r>
+        <w:rPr>
+          <w:rFonts w:ascii="Times New Roman" w:hAnsi="Times New Roman" w:eastAsia="Times New Roman" w:cs="Times New Roman"/>
+          <w:sz w:val="28"/>
+          <w:szCs w:val="28"/>
+          <w:highlight w:val="none"/>
+          <w:lang w:val="ru-RU"/>
+        </w:rPr>
+        <w:t xml:space="preserve">0</w:t>
+      </w:r>
+      <w:r>
+        <w:rPr>
+          <w:rFonts w:ascii="Times New Roman" w:hAnsi="Times New Roman" w:eastAsia="Times New Roman" w:cs="Times New Roman"/>
+          <w:sz w:val="28"/>
+          <w:szCs w:val="28"/>
+          <w:highlight w:val="none"/>
+          <w:lang w:val="ru-RU"/>
+        </w:rPr>
+        <w:t xml:space="preserve"> уровня 1. Она нужна для описания, анализа и проектирования процессов организации.</w:t>
+      </w:r>
+      <w:r>
+        <w:rPr>
+          <w:rFonts w:ascii="Times New Roman" w:hAnsi="Times New Roman" w:eastAsia="Times New Roman" w:cs="Times New Roman"/>
+          <w:sz w:val="28"/>
+          <w:szCs w:val="28"/>
+          <w:highlight w:val="none"/>
+          <w:lang w:val="ru-RU"/>
+        </w:rPr>
+        <w:t xml:space="preserve"> См. рис. 5</w:t>
       </w:r>
       <w:r>
         <w:rPr>
@@ -4270,7 +4004,89 @@
       <w:pPr>
         <w:ind w:firstLine="0"/>
         <w:jc w:val="left"/>
-        <w:spacing w:after="240" w:line="307" w:lineRule="auto"/>
+        <w:spacing w:after="850" w:afterAutospacing="0" w:line="307" w:lineRule="auto"/>
+        <w:rPr>
+          <w:rFonts w:ascii="Times New Roman" w:hAnsi="Times New Roman" w:eastAsia="Times New Roman" w:cs="Times New Roman"/>
+          <w:sz w:val="28"/>
+          <w:szCs w:val="28"/>
+          <w:highlight w:val="none"/>
+          <w:lang w:val="ru-RU"/>
+        </w:rPr>
+      </w:pPr>
+      <w:r>
+        <w:rPr>
+          <w:rFonts w:ascii="Times New Roman" w:hAnsi="Times New Roman" w:eastAsia="Times New Roman" w:cs="Times New Roman"/>
+          <w:sz w:val="28"/>
+          <w:szCs w:val="28"/>
+          <w:highlight w:val="none"/>
+          <w:lang w:val="ru-RU"/>
+        </w:rPr>
+      </w:r>
+      <w:r>
+        <w:rPr>
+          <w:rFonts w:ascii="Times New Roman" w:hAnsi="Times New Roman" w:eastAsia="Times New Roman" w:cs="Times New Roman"/>
+          <w:sz w:val="28"/>
+          <w:szCs w:val="28"/>
+          <w:highlight w:val="none"/>
+          <w:lang w:val="ru-RU"/>
+        </w:rPr>
+      </w:r>
+      <w:r>
+        <w:rPr>
+          <w:rFonts w:ascii="Times New Roman" w:hAnsi="Times New Roman" w:eastAsia="Times New Roman" w:cs="Times New Roman"/>
+          <w:sz w:val="28"/>
+          <w:szCs w:val="28"/>
+          <w:highlight w:val="none"/>
+          <w:lang w:val="ru-RU"/>
+        </w:rPr>
+      </w:r>
+    </w:p>
+    <w:p>
+      <w:pPr>
+        <w:ind w:firstLine="0"/>
+        <w:jc w:val="left"/>
+        <w:spacing w:after="850" w:afterAutospacing="0" w:line="307" w:lineRule="auto"/>
+        <w:rPr>
+          <w:rFonts w:ascii="Times New Roman" w:hAnsi="Times New Roman" w:eastAsia="Times New Roman" w:cs="Times New Roman"/>
+          <w:sz w:val="28"/>
+          <w:szCs w:val="28"/>
+          <w:highlight w:val="none"/>
+          <w:lang w:val="ru-RU"/>
+        </w:rPr>
+      </w:pPr>
+      <w:r>
+        <w:rPr>
+          <w:rFonts w:ascii="Times New Roman" w:hAnsi="Times New Roman" w:eastAsia="Times New Roman" w:cs="Times New Roman"/>
+          <w:sz w:val="28"/>
+          <w:szCs w:val="28"/>
+          <w:highlight w:val="none"/>
+          <w:lang w:val="ru-RU"/>
+        </w:rPr>
+      </w:r>
+      <w:r>
+        <w:rPr>
+          <w:rFonts w:ascii="Times New Roman" w:hAnsi="Times New Roman" w:eastAsia="Times New Roman" w:cs="Times New Roman"/>
+          <w:sz w:val="28"/>
+          <w:szCs w:val="28"/>
+          <w:highlight w:val="none"/>
+          <w:lang w:val="ru-RU"/>
+        </w:rPr>
+      </w:r>
+      <w:r>
+        <w:rPr>
+          <w:rFonts w:ascii="Times New Roman" w:hAnsi="Times New Roman" w:eastAsia="Times New Roman" w:cs="Times New Roman"/>
+          <w:sz w:val="28"/>
+          <w:szCs w:val="28"/>
+          <w:highlight w:val="none"/>
+          <w:lang w:val="ru-RU"/>
+        </w:rPr>
+      </w:r>
+    </w:p>
+    <w:p>
+      <w:pPr>
+        <w:ind w:firstLine="0"/>
+        <w:jc w:val="left"/>
+        <w:spacing w:after="850" w:afterAutospacing="0" w:line="307" w:lineRule="auto"/>
         <w:rPr>
           <w:rFonts w:ascii="Times New Roman" w:hAnsi="Times New Roman" w:eastAsia="Times New Roman" w:cs="Times New Roman"/>
           <w:b w:val="0"/>
@@ -4389,6 +4205,7 @@
     <w:p>
       <w:pPr>
         <w:jc w:val="center"/>
+        <w:spacing w:after="850" w:afterAutospacing="0"/>
         <w:shd w:val="nil" w:color="000000"/>
         <w:rPr>
           <w:rFonts w:ascii="Times New Roman" w:hAnsi="Times New Roman" w:eastAsia="Times New Roman" w:cs="Times New Roman"/>
@@ -4416,6 +4233,57 @@
           <w:highlight w:val="none"/>
           <w:lang w:val="ru-RU"/>
         </w:rPr>
+        <w:t xml:space="preserve"> </w:t>
+      </w:r>
+      <w:r>
+        <w:rPr>
+          <w:rFonts w:ascii="Times New Roman" w:hAnsi="Times New Roman" w:eastAsia="Times New Roman" w:cs="Times New Roman"/>
+          <w:sz w:val="28"/>
+          <w:szCs w:val="28"/>
+          <w:highlight w:val="none"/>
+          <w:lang w:val="ru-RU"/>
+        </w:rPr>
+        <w:t xml:space="preserve">I</w:t>
+      </w:r>
+      <w:r>
+        <w:rPr>
+          <w:rFonts w:ascii="Times New Roman" w:hAnsi="Times New Roman" w:eastAsia="Times New Roman" w:cs="Times New Roman"/>
+          <w:sz w:val="28"/>
+          <w:szCs w:val="28"/>
+          <w:highlight w:val="none"/>
+          <w:lang w:val="ru-RU"/>
+        </w:rPr>
+        <w:t xml:space="preserve">D</w:t>
+      </w:r>
+      <w:r>
+        <w:rPr>
+          <w:rFonts w:ascii="Times New Roman" w:hAnsi="Times New Roman" w:eastAsia="Times New Roman" w:cs="Times New Roman"/>
+          <w:sz w:val="28"/>
+          <w:szCs w:val="28"/>
+          <w:highlight w:val="none"/>
+          <w:lang w:val="ru-RU"/>
+        </w:rPr>
+        <w:t xml:space="preserve">F</w:t>
+      </w:r>
+      <w:r>
+        <w:rPr>
+          <w:rFonts w:ascii="Times New Roman" w:hAnsi="Times New Roman" w:eastAsia="Times New Roman" w:cs="Times New Roman"/>
+          <w:sz w:val="28"/>
+          <w:szCs w:val="28"/>
+          <w:highlight w:val="none"/>
+          <w:lang w:val="ru-RU"/>
+        </w:rPr>
+        <w:t xml:space="preserve">0</w:t>
+      </w:r>
+      <w:r>
+        <w:rPr>
+          <w:rFonts w:ascii="Times New Roman" w:hAnsi="Times New Roman" w:eastAsia="Times New Roman" w:cs="Times New Roman"/>
+          <w:sz w:val="28"/>
+          <w:szCs w:val="28"/>
+          <w:highlight w:val="none"/>
+          <w:lang w:val="ru-RU"/>
+        </w:rPr>
+        <w:t xml:space="preserve"> диаграмма первого уровня</w:t>
       </w:r>
       <w:r>
         <w:rPr>
@@ -4431,7 +4299,7 @@
       <w:pPr>
         <w:ind w:firstLine="0"/>
         <w:jc w:val="center"/>
-        <w:spacing w:after="240" w:line="307" w:lineRule="auto"/>
+        <w:spacing w:after="850" w:afterAutospacing="0" w:line="307" w:lineRule="auto"/>
         <w:rPr>
           <w:rFonts w:ascii="Times New Roman" w:hAnsi="Times New Roman" w:eastAsia="Times New Roman" w:cs="Times New Roman"/>
           <w:b/>
@@ -4480,6 +4348,7 @@
     <w:p>
       <w:pPr>
         <w:jc w:val="left"/>
+        <w:spacing w:after="850" w:afterAutospacing="0"/>
         <w:rPr>
           <w:rFonts w:ascii="Times New Roman" w:hAnsi="Times New Roman" w:cs="Times New Roman"/>
           <w:sz w:val="28"/>
@@ -4512,6 +4381,7 @@
     </w:p>
     <w:p>
       <w:pPr>
+        <w:spacing w:after="850" w:afterAutospacing="0"/>
         <w:rPr>
           <w:rFonts w:ascii="Times New Roman" w:hAnsi="Times New Roman" w:cs="Times New Roman"/>
         </w:rPr>
@@ -4539,6 +4409,7 @@
     </w:p>
     <w:p>
       <w:pPr>
+        <w:spacing w:after="850" w:afterAutospacing="0"/>
         <w:rPr>
           <w:rFonts w:ascii="Times New Roman" w:hAnsi="Times New Roman" w:cs="Times New Roman"/>
           <w:sz w:val="22"/>
@@ -4661,6 +4532,7 @@
     </w:p>
     <w:p>
       <w:pPr>
+        <w:spacing w:after="850" w:afterAutospacing="0"/>
         <w:rPr>
           <w:rFonts w:ascii="Times New Roman" w:hAnsi="Times New Roman" w:eastAsia="Times New Roman" w:cs="Times New Roman"/>
           <w:sz w:val="28"/>
@@ -4704,6 +4576,7 @@
     <w:p>
       <w:pPr>
         <w:jc w:val="left"/>
+        <w:spacing w:after="850" w:afterAutospacing="0"/>
         <w:rPr>
           <w:rFonts w:ascii="Times New Roman" w:hAnsi="Times New Roman" w:cs="Times New Roman"/>
           <w:sz w:val="28"/>
@@ -4736,6 +4609,7 @@
     </w:p>
     <w:p>
       <w:pPr>
+        <w:spacing w:after="850" w:afterAutospacing="0"/>
         <w:rPr>
           <w:rFonts w:ascii="Times New Roman" w:hAnsi="Times New Roman" w:cs="Times New Roman"/>
           <w:sz w:val="28"/>
@@ -4769,6 +4643,7 @@
     </w:p>
     <w:p>
       <w:pPr>
+        <w:spacing w:after="850" w:afterAutospacing="0"/>
         <w:rPr>
           <w:sz w:val="22"/>
           <w:szCs w:val="22"/>
@@ -4908,6 +4783,7 @@
     </w:p>
     <w:p>
       <w:pPr>
+        <w:spacing w:after="850" w:afterAutospacing="0"/>
         <w:rPr>
           <w:sz w:val="28"/>
           <w:szCs w:val="28"/>
@@ -4946,6 +4822,7 @@
     </w:p>
     <w:p>
       <w:pPr>
+        <w:spacing w:after="850" w:afterAutospacing="0"/>
         <w:rPr>
           <w:sz w:val="28"/>
           <w:szCs w:val="28"/>
@@ -4973,6 +4850,7 @@
     <w:p>
       <w:pPr>
         <w:jc w:val="left"/>
+        <w:spacing w:after="850" w:afterAutospacing="0"/>
         <w:rPr>
           <w:rFonts w:ascii="Times New Roman" w:hAnsi="Times New Roman" w:cs="Times New Roman"/>
           <w:sz w:val="28"/>
@@ -5005,6 +4883,7 @@
     </w:p>
     <w:p>
       <w:pPr>
+        <w:spacing w:after="850" w:afterAutospacing="0"/>
         <w:rPr>
           <w:rFonts w:ascii="Times New Roman" w:hAnsi="Times New Roman" w:cs="Times New Roman"/>
           <w:sz w:val="28"/>
@@ -5036,6 +4915,7 @@
     </w:p>
     <w:p>
       <w:pPr>
+        <w:spacing w:after="850" w:afterAutospacing="0"/>
         <w:rPr>
           <w:sz w:val="22"/>
           <w:szCs w:val="22"/>
@@ -5146,6 +5026,7 @@
     </w:p>
     <w:p>
       <w:pPr>
+        <w:spacing w:after="850" w:afterAutospacing="0"/>
         <w:rPr>
           <w:rFonts w:ascii="Times New Roman" w:hAnsi="Times New Roman" w:cs="Times New Roman"/>
           <w:sz w:val="28"/>
@@ -5185,6 +5066,7 @@
     </w:p>
     <w:p>
       <w:pPr>
+        <w:spacing w:after="850" w:afterAutospacing="0"/>
         <w:rPr>
           <w:sz w:val="28"/>
           <w:szCs w:val="28"/>
@@ -5213,6 +5095,7 @@
     <w:p>
       <w:pPr>
         <w:jc w:val="left"/>
+        <w:spacing w:after="850" w:afterAutospacing="0"/>
         <w:rPr>
           <w:rFonts w:ascii="Times New Roman" w:hAnsi="Times New Roman" w:cs="Times New Roman"/>
           <w:sz w:val="28"/>
@@ -5245,6 +5128,7 @@
     </w:p>
     <w:p>
       <w:pPr>
+        <w:spacing w:after="850" w:afterAutospacing="0"/>
         <w:rPr>
           <w:rFonts w:ascii="Times New Roman" w:hAnsi="Times New Roman" w:cs="Times New Roman"/>
           <w:sz w:val="28"/>
@@ -5276,6 +5160,7 @@
     </w:p>
     <w:p>
       <w:pPr>
+        <w:spacing w:after="850" w:afterAutospacing="0"/>
         <w:rPr>
           <w:sz w:val="22"/>
           <w:szCs w:val="22"/>
@@ -5424,6 +5309,7 @@
     </w:p>
     <w:p>
       <w:pPr>
+        <w:spacing w:after="850" w:afterAutospacing="0"/>
         <w:rPr>
           <w:rFonts w:ascii="Times New Roman" w:hAnsi="Times New Roman" w:eastAsia="Times New Roman" w:cs="Times New Roman"/>
           <w:sz w:val="28"/>
@@ -5468,6 +5354,7 @@
     </w:p>
     <w:p>
       <w:pPr>
+        <w:spacing w:after="850" w:afterAutospacing="0"/>
         <w:rPr>
           <w:rFonts w:ascii="Times New Roman" w:hAnsi="Times New Roman" w:cs="Times New Roman"/>
           <w:sz w:val="28"/>
@@ -5499,6 +5386,7 @@
     <w:p>
       <w:pPr>
         <w:jc w:val="left"/>
+        <w:spacing w:after="850" w:afterAutospacing="0"/>
         <w:rPr>
           <w:rFonts w:ascii="Times New Roman" w:hAnsi="Times New Roman" w:cs="Times New Roman"/>
           <w:sz w:val="28"/>
@@ -5531,6 +5419,7 @@
     </w:p>
     <w:p>
       <w:pPr>
+        <w:spacing w:after="850" w:afterAutospacing="0"/>
         <w:rPr>
           <w:rFonts w:ascii="Times New Roman" w:hAnsi="Times New Roman" w:cs="Times New Roman"/>
           <w:sz w:val="28"/>
@@ -5562,6 +5451,7 @@
     </w:p>
     <w:p>
       <w:pPr>
+        <w:spacing w:after="850" w:afterAutospacing="0"/>
         <w:rPr>
           <w:sz w:val="22"/>
           <w:szCs w:val="22"/>
@@ -5670,6 +5560,7 @@
     </w:p>
     <w:p>
       <w:pPr>
+        <w:spacing w:after="850" w:afterAutospacing="0"/>
         <w:rPr>
           <w:rFonts w:ascii="Times New Roman" w:hAnsi="Times New Roman" w:eastAsia="Times New Roman" w:cs="Times New Roman"/>
           <w:sz w:val="28"/>
@@ -5711,6 +5602,7 @@
     <w:p>
       <w:pPr>
         <w:jc w:val="center"/>
+        <w:spacing w:after="850" w:afterAutospacing="0"/>
         <w:rPr>
           <w:rFonts w:ascii="Times New Roman" w:hAnsi="Times New Roman" w:eastAsia="Times New Roman" w:cs="Times New Roman"/>
           <w:b/>
@@ -5749,47 +5641,34 @@
           <w:sz w:val="28"/>
           <w:szCs w:val="28"/>
           <w:highlight w:val="none"/>
-        </w:rPr>
-      </w:r>
-    </w:p>
-    <w:p>
-      <w:pPr>
-        <w:rPr>
-          <w:rFonts w:ascii="Times New Roman" w:hAnsi="Times New Roman" w:cs="Times New Roman"/>
-          <w:sz w:val="28"/>
-          <w:szCs w:val="28"/>
-        </w:rPr>
-      </w:pPr>
-      <w:r>
-        <w:rPr>
-          <w:rFonts w:ascii="Times New Roman" w:hAnsi="Times New Roman" w:eastAsia="Times New Roman" w:cs="Times New Roman"/>
-          <w:sz w:val="28"/>
-          <w:szCs w:val="28"/>
-        </w:rPr>
-        <w:t xml:space="preserve">Код системы хорошо структурирован, следует принципам ООП и </w:t>
-        <w:br/>
-        <w:t xml:space="preserve">обеспечивает высокий уровень безопасности. Все основные функции протестированы и </w:t>
-        <w:br/>
-        <w:t xml:space="preserve">работают корректно.</w:t>
-      </w:r>
-      <w:r>
-        <w:rPr>
-          <w:rFonts w:ascii="Times New Roman" w:hAnsi="Times New Roman" w:cs="Times New Roman"/>
-          <w:sz w:val="28"/>
-          <w:szCs w:val="28"/>
-        </w:rPr>
-      </w:r>
-      <w:r>
-        <w:rPr>
-          <w:rFonts w:ascii="Times New Roman" w:hAnsi="Times New Roman" w:cs="Times New Roman"/>
-          <w:sz w:val="28"/>
-          <w:szCs w:val="28"/>
         </w:rPr>
       </w:r>
     </w:p>
     <w:p>
       <w:pPr>
         <w:jc w:val="left"/>
+        <w:spacing w:after="850" w:afterAutospacing="0"/>
+        <w:rPr>
+          <w:rFonts w:ascii="Times New Roman" w:hAnsi="Times New Roman" w:eastAsia="Times New Roman" w:cs="Times New Roman"/>
+          <w:b w:val="0"/>
+          <w:bCs w:val="0"/>
+          <w:sz w:val="28"/>
+          <w:szCs w:val="28"/>
+          <w:highlight w:val="none"/>
+        </w:rPr>
+      </w:pPr>
+      <w:r>
+        <w:rPr>
+          <w:rFonts w:ascii="Times New Roman" w:hAnsi="Times New Roman" w:eastAsia="Times New Roman" w:cs="Times New Roman"/>
+          <w:b w:val="0"/>
+          <w:bCs w:val="0"/>
+          <w:sz w:val="28"/>
+          <w:szCs w:val="28"/>
+          <w:highlight w:val="none"/>
+        </w:rPr>
+        <w:t xml:space="preserve">В результате учебной практике мне удалось реализовать информационную систему исходя из всех требований.</w:t>
+      </w:r>
+      <w:r>
         <w:rPr>
           <w:rFonts w:ascii="Times New Roman" w:hAnsi="Times New Roman" w:cs="Times New Roman"/>
           <w:b w:val="0"/>
@@ -5797,7 +5676,7 @@
           <w:sz w:val="28"/>
           <w:szCs w:val="28"/>
         </w:rPr>
-      </w:pPr>
+      </w:r>
       <w:r>
         <w:rPr>
           <w:rFonts w:ascii="Times New Roman" w:hAnsi="Times New Roman" w:eastAsia="Times New Roman" w:cs="Times New Roman"/>
@@ -5806,24 +5685,6 @@
           <w:sz w:val="28"/>
           <w:szCs w:val="28"/>
           <w:highlight w:val="none"/>
-        </w:rPr>
-      </w:r>
-      <w:r>
-        <w:rPr>
-          <w:rFonts w:ascii="Times New Roman" w:hAnsi="Times New Roman" w:cs="Times New Roman"/>
-          <w:b w:val="0"/>
-          <w:bCs w:val="0"/>
-          <w:sz w:val="28"/>
-          <w:szCs w:val="28"/>
-        </w:rPr>
-      </w:r>
-      <w:r>
-        <w:rPr>
-          <w:rFonts w:ascii="Times New Roman" w:hAnsi="Times New Roman" w:cs="Times New Roman"/>
-          <w:b w:val="0"/>
-          <w:bCs w:val="0"/>
-          <w:sz w:val="28"/>
-          <w:szCs w:val="28"/>
         </w:rPr>
       </w:r>
     </w:p>
